--- a/docs/Короткие_инструкции/docx/R1_Как_запустить_датчики_и_приводной_уровень_на_роботе_jetbot_mirea.docx
+++ b/docs/Короткие_инструкции/docx/R1_Как_запустить_датчики_и_приводной_уровень_на_роботе_jetbot_mirea.docx
@@ -1176,8 +1176,6 @@
         </w:rPr>
         <w:t xml:space="preserve">Внимание: сначала уменьшите скорость, а потом начинайте движение. </w:t>
       </w:r>
-      <w:bookmarkStart w:id="1" w:name="_GoBack"/>
-      <w:bookmarkEnd w:id="1"/>
       <w:r>
         <w:rPr>
           <w:rFonts w:hint="default"/>
@@ -1798,6 +1796,13 @@
           <w:lang w:val="ru-RU"/>
         </w:rPr>
       </w:pPr>
+      <w:r>
+        <w:rPr>
+          <w:rFonts w:hint="default"/>
+          <w:lang w:val="ru-RU"/>
+        </w:rPr>
+        <w:br w:type="page"/>
+      </w:r>
     </w:p>
     <w:tbl>
       <w:tblPr>
@@ -1865,6 +1870,8 @@
                 <w:lang w:val="ru-RU"/>
               </w:rPr>
             </w:pPr>
+            <w:bookmarkStart w:id="1" w:name="_GoBack"/>
+            <w:bookmarkEnd w:id="1"/>
             <w:r>
               <w:rPr>
                 <w:rFonts w:hint="default"/>
@@ -2267,7 +2274,7 @@
         </mc:Choice>
         <mc:Fallback>
           <w:pict>
-            <v:shape id="_x0000_s1026" o:spid="_x0000_s1026" o:spt="202" type="#_x0000_t202" style="position:absolute;left:0pt;margin-top:0pt;height:144pt;width:144pt;mso-position-horizontal:center;mso-position-horizontal-relative:margin;mso-wrap-style:none;z-index:251659264;mso-width-relative:page;mso-height-relative:page;" filled="f" stroked="f" coordsize="21600,21600" o:gfxdata="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">
+            <v:shape id="_x0000_s1026" o:spid="_x0000_s1026" o:spt="202" type="#_x0000_t202" style="position:absolute;left:0pt;margin-top:0pt;height:144pt;width:144pt;mso-position-horizontal:center;mso-position-horizontal-relative:margin;mso-wrap-style:none;z-index:251659264;mso-width-relative:page;mso-height-relative:page;" filled="f" stroked="f" coordsize="21600,21600" o:gfxdata="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">
               <v:fill on="f" focussize="0,0"/>
               <v:stroke on="f" weight="0.5pt"/>
               <v:imagedata o:title=""/>
@@ -3500,9 +3507,7 @@
 
 <file path=customXml/item1.xml><?xml version="1.0" encoding="utf-8"?>
 <s:customData xmlns="http://www.wps.cn/officeDocument/2013/wpsCustomData" xmlns:s="http://www.wps.cn/officeDocument/2013/wpsCustomData">
-  <customSectProps>
-    <customSectPr/>
-  </customSectProps>
+  <customSectProps/>
   <customShpExts>
     <customShpInfo spid="_x0000_s1026" textRotate="1"/>
   </customShpExts>
